--- a/por/docx/01.content.docx
+++ b/por/docx/01.content.docx
@@ -23842,19 +23842,7 @@
         <w:rPr>
           <w:lang w:val="pt_PT" w:bidi="pt_PT"/>
         </w:rPr>
-        <w:t xml:space="preserve">). Usando a cronologia no texto hebraico, a família mudou-se para o Egito por volta de 1876 a.C., e o Êxodo ocorreu por volta de 1446 a.C. (embora muitos estudiosos datem o Êxodo mais tarde, por volta de 1270 a.C.; veja </w:t>
-      </w:r>
-      <w:r>
-        <w:rPr>
-          <w:lang w:val="pt_PT" w:bidi="pt_PT"/>
-        </w:rPr>
-        <w:t>Introdução ao Livro de Êxodo</w:t>
-      </w:r>
-      <w:r>
-        <w:rPr>
-          <w:lang w:val="pt_PT" w:bidi="pt_PT"/>
-        </w:rPr>
-        <w:t>, “A Data do Êxodo”).</w:t>
+        <w:t>). Usando a cronologia no texto hebraico, a família mudou-se para o Egito por volta de 1876 a.C., e o Êxodo ocorreu por volta de 1446 a.C. (embora muitos estudiosos datem o Êxodo mais tarde, por volta de 1270 a.C.; veja Introdução ao Livro de Êxodo, “A Data do Êxodo”).</w:t>
       </w:r>
       <w:r>
         <w:rPr>
@@ -34642,19 +34630,7 @@
         <w:rPr>
           <w:lang w:val="pt_PT" w:bidi="pt_PT"/>
         </w:rPr>
-        <w:t xml:space="preserve">), o que está de acordo com a disposição literária de Gênesis (veja </w:t>
-      </w:r>
-      <w:r>
-        <w:rPr>
-          <w:lang w:val="pt_PT" w:bidi="pt_PT"/>
-        </w:rPr>
-        <w:t>Introdução ao Livro de Gênesis</w:t>
-      </w:r>
-      <w:r>
-        <w:rPr>
-          <w:lang w:val="pt_PT" w:bidi="pt_PT"/>
-        </w:rPr>
-        <w:t>, “Resumo”).</w:t>
+        <w:t>), o que está de acordo com a disposição literária de Gênesis (veja Introdução ao Livro de Gênesis, “Resumo”).</w:t>
       </w:r>
       <w:r>
         <w:rPr>
@@ -46321,19 +46297,7 @@
         <w:rPr>
           <w:lang w:val="pt_PT" w:bidi="pt_PT"/>
         </w:rPr>
-        <w:t xml:space="preserve">pode ser visto lá até hoje: isso parece ser um comentário editorial posterior de alguém que estava vivendo na terra após a conquista e dando direções para o túmulo (veja </w:t>
-      </w:r>
-      <w:r>
-        <w:rPr>
-          <w:lang w:val="pt_PT" w:bidi="pt_PT"/>
-        </w:rPr>
-        <w:t>Introdução ao Livro de Gênesis</w:t>
-      </w:r>
-      <w:r>
-        <w:rPr>
-          <w:lang w:val="pt_PT" w:bidi="pt_PT"/>
-        </w:rPr>
-        <w:t>, “Composição”).</w:t>
+        <w:t>pode ser visto lá até hoje: isso parece ser um comentário editorial posterior de alguém que estava vivendo na terra após a conquista e dando direções para o túmulo (veja Introdução ao Livro de Gênesis, “Composição”).</w:t>
       </w:r>
       <w:r>
         <w:rPr>
@@ -57576,19 +57540,7 @@
         <w:rPr>
           <w:lang w:val="pt_PT" w:bidi="pt_PT"/>
         </w:rPr>
-        <w:t xml:space="preserve">A mão direita era para a cabeça do primogênito, e Jacó estava deliberadamente dando essa posição ao filho mais novo. Esse padrão foi seguido por quatro gerações consecutivas: Isaque sobre Ismael, Jacó sobre Esaú, José sobre Rúben e Efraim sobre Manassés. Muitos anos depois, Efraim se tornou a tribo líder no reino do norte, superior à tribo de Manassés. Todo o reino do norte de Israel era ocasionalmente chamado de Efraim (veja as notas de estudo em </w:t>
-      </w:r>
-      <w:r>
-        <w:rPr>
-          <w:lang w:val="pt_PT" w:bidi="pt_PT"/>
-        </w:rPr>
-        <w:t>2Cr 28.12</w:t>
-      </w:r>
-      <w:r>
-        <w:rPr>
-          <w:lang w:val="pt_PT" w:bidi="pt_PT"/>
-        </w:rPr>
-        <w:t xml:space="preserve">; </w:t>
+        <w:t xml:space="preserve">A mão direita era para a cabeça do primogênito, e Jacó estava deliberadamente dando essa posição ao filho mais novo. Esse padrão foi seguido por quatro gerações consecutivas: Isaque sobre Ismael, Jacó sobre Esaú, José sobre Rúben e Efraim sobre Manassés. Muitos anos depois, Efraim se tornou a tribo líder no reino do norte, superior à tribo de Manassés. Todo o reino do norte de Israel era ocasionalmente chamado de Efraim (veja as notas de estudo em 2Cr 28.12; </w:t>
       </w:r>
       <w:r>
         <w:rPr>
